--- a/lab2/Lab2_CereteuMaxim_FAF-243.docx
+++ b/lab2/Lab2_CereteuMaxim_FAF-243.docx
@@ -307,7 +307,7 @@
         <w:t>riscv64-linux-gnu-gcc</w:t>
       </w:r>
       <w:r>
-        <w:t xml:space="preserve"> 15.2 și emulatorul QEMU 10.2. Ieșirea din terminal a fost salvată automat de scriptul </w:t>
+        <w:t xml:space="preserve"> 15.2 și emulatorul QEMU 10.2. Comenzile au fost rulate de scriptul </w:t>
       </w:r>
       <w:r>
         <w:rPr>
@@ -317,7 +317,27 @@
         <w:t>tools/capture.sh</w:t>
       </w:r>
       <w:r>
-        <w:t xml:space="preserve"> din depozit, iar figurile de mai jos reproduc exact acele fișiere (</w:t>
+        <w:t xml:space="preserve"> din depozit într-o fereastră Windows Terminal cu profilul Ubuntu; la sfârșitul fiecărei părți scriptul </w:t>
+      </w:r>
+      <w:r>
+        <w:rPr>
+          <w:rFonts w:ascii="Consolas" w:hAnsi="Consolas"/>
+          <w:sz w:val="21"/>
+        </w:rPr>
+        <w:t>tools/shot.ps1</w:t>
+      </w:r>
+      <w:r>
+        <w:t xml:space="preserve"> a făcut o captură de ecran a ferestrei (</w:t>
+      </w:r>
+      <w:r>
+        <w:rPr>
+          <w:rFonts w:ascii="Consolas" w:hAnsi="Consolas"/>
+          <w:sz w:val="21"/>
+        </w:rPr>
+        <w:t>labN/output/*.png</w:t>
+      </w:r>
+      <w:r>
+        <w:t xml:space="preserve">), iar textul afișat a fost salvat și în </w:t>
       </w:r>
       <w:r>
         <w:rPr>
@@ -327,7 +347,7 @@
         <w:t>labN/output/*.txt</w:t>
       </w:r>
       <w:r>
-        <w:t>).</w:t>
+        <w:t>. Figurile de mai jos sunt aceste capturi de ecran.</w:t>
       </w:r>
     </w:p>
     <w:p>
@@ -397,181 +417,47 @@
         <w:t>.</w:t>
       </w:r>
     </w:p>
-    <w:tbl>
-      <w:tblPr>
-        <w:tblW w:type="auto" w:w="0"/>
+    <w:p>
+      <w:pPr>
+        <w:keepNext/>
+        <w:spacing w:after="0"/>
         <w:jc w:val="center"/>
-        <w:tblLook w:firstColumn="1" w:firstRow="1" w:lastColumn="0" w:lastRow="0" w:noHBand="0" w:noVBand="1" w:val="04A0"/>
-      </w:tblPr>
-      <w:tblGrid>
-        <w:gridCol w:w="9639"/>
-      </w:tblGrid>
-      <w:tr>
-        <w:tc>
-          <w:tcPr>
-            <w:tcW w:type="dxa" w:w="9639"/>
-            <w:shd w:val="clear" w:color="auto" w:fill="1E1E1E"/>
-          </w:tcPr>
-          <w:p>
-            <w:pPr>
-              <w:spacing w:after="0" w:line="240" w:lineRule="auto"/>
-            </w:pPr>
-            <w:r>
-              <w:rPr>
-                <w:rFonts w:ascii="Consolas" w:hAnsi="Consolas"/>
-                <w:color w:val="8AE234"/>
-                <w:sz w:val="17"/>
-              </w:rPr>
-              <w:t>maxim@MaxCrt:~/xv6-riscv$ grep -n -A4 '^UPROGS' Makefile</w:t>
-              <w:br/>
-            </w:r>
-            <w:r>
-              <w:rPr>
-                <w:rFonts w:ascii="Consolas" w:hAnsi="Consolas"/>
-                <w:color w:val="EEEEEE"/>
-                <w:sz w:val="17"/>
-              </w:rPr>
-              <w:t>133:UPROGS=\</w:t>
-              <w:br/>
-            </w:r>
-            <w:r>
-              <w:rPr>
-                <w:rFonts w:ascii="Consolas" w:hAnsi="Consolas"/>
-                <w:color w:val="EEEEEE"/>
-                <w:sz w:val="17"/>
-              </w:rPr>
-              <w:t>134-    $U/_cat\</w:t>
-              <w:br/>
-            </w:r>
-            <w:r>
-              <w:rPr>
-                <w:rFonts w:ascii="Consolas" w:hAnsi="Consolas"/>
-                <w:color w:val="EEEEEE"/>
-                <w:sz w:val="17"/>
-              </w:rPr>
-              <w:t>135-    $U/_echo\</w:t>
-              <w:br/>
-            </w:r>
-            <w:r>
-              <w:rPr>
-                <w:rFonts w:ascii="Consolas" w:hAnsi="Consolas"/>
-                <w:color w:val="EEEEEE"/>
-                <w:sz w:val="17"/>
-              </w:rPr>
-              <w:t>136-    $U/_sleep\</w:t>
-              <w:br/>
-            </w:r>
-            <w:r>
-              <w:rPr>
-                <w:rFonts w:ascii="Consolas" w:hAnsi="Consolas"/>
-                <w:color w:val="EEEEEE"/>
-                <w:sz w:val="17"/>
-              </w:rPr>
-              <w:t>137-    $U/_forktest\</w:t>
-              <w:br/>
-            </w:r>
-            <w:r>
-              <w:rPr>
-                <w:rFonts w:ascii="Consolas" w:hAnsi="Consolas"/>
-                <w:color w:val="8AE234"/>
-                <w:sz w:val="17"/>
-              </w:rPr>
-              <w:t>maxim@MaxCrt:~/xv6-riscv$ grep -n 'pause' user/user.h user/usys.pl kernel/syscall.h</w:t>
-              <w:br/>
-            </w:r>
-            <w:r>
-              <w:rPr>
-                <w:rFonts w:ascii="Consolas" w:hAnsi="Consolas"/>
-                <w:color w:val="EEEEEE"/>
-                <w:sz w:val="17"/>
-              </w:rPr>
-              <w:t>user/user.h:25:int pause(int);</w:t>
-              <w:br/>
-            </w:r>
-            <w:r>
-              <w:rPr>
-                <w:rFonts w:ascii="Consolas" w:hAnsi="Consolas"/>
-                <w:color w:val="EEEEEE"/>
-                <w:sz w:val="17"/>
-              </w:rPr>
-              <w:t>user/usys.pl:43:entry("pause");</w:t>
-              <w:br/>
-            </w:r>
-            <w:r>
-              <w:rPr>
-                <w:rFonts w:ascii="Consolas" w:hAnsi="Consolas"/>
-                <w:color w:val="EEEEEE"/>
-                <w:sz w:val="17"/>
-              </w:rPr>
-              <w:t>kernel/syscall.h:14:#define SYS_pause  13</w:t>
-              <w:br/>
-            </w:r>
-            <w:r>
-              <w:rPr>
-                <w:rFonts w:ascii="Consolas" w:hAnsi="Consolas"/>
-                <w:color w:val="8AE234"/>
-                <w:sz w:val="17"/>
-              </w:rPr>
-              <w:t>maxim@MaxCrt:~/xv6-riscv$ grep -E 'user/sleep|_sleep|nmeta' /home/maxim/LABSSO/lab2/output/build.txt | cut -c1-110</w:t>
-              <w:br/>
-            </w:r>
-            <w:r>
-              <w:rPr>
-                <w:rFonts w:ascii="Consolas" w:hAnsi="Consolas"/>
-                <w:color w:val="EEEEEE"/>
-                <w:sz w:val="17"/>
-              </w:rPr>
-              <w:t>riscv64-linux-gnu-gcc -Wall -Werror -Wno-unknown-attributes -O -fno-omit-frame-pointer -ggdb -gdwarf-2 -ffile-</w:t>
-              <w:br/>
-            </w:r>
-            <w:r>
-              <w:rPr>
-                <w:rFonts w:ascii="Consolas" w:hAnsi="Consolas"/>
-                <w:color w:val="EEEEEE"/>
-                <w:sz w:val="17"/>
-              </w:rPr>
-              <w:t>riscv64-linux-gnu-ld -z max-page-size=4096 -T user/user.ld -o user/_sleep user/sleep.o user/ulib.o user/usys.o</w:t>
-              <w:br/>
-            </w:r>
-            <w:r>
-              <w:rPr>
-                <w:rFonts w:ascii="Consolas" w:hAnsi="Consolas"/>
-                <w:color w:val="EEEEEE"/>
-                <w:sz w:val="17"/>
-              </w:rPr>
-              <w:t>riscv64-linux-gnu-objdump -S user/_sleep &gt; user/sleep.asm</w:t>
-              <w:br/>
-            </w:r>
-            <w:r>
-              <w:rPr>
-                <w:rFonts w:ascii="Consolas" w:hAnsi="Consolas"/>
-                <w:color w:val="EEEEEE"/>
-                <w:sz w:val="17"/>
-              </w:rPr>
-              <w:t>riscv64-linux-gnu-objdump -t user/_sleep | sed '1,/SYMBOL TABLE/d; s/ .* / /; /^$/d' &gt; user/sleep.sym</w:t>
-              <w:br/>
-            </w:r>
-            <w:r>
-              <w:rPr>
-                <w:rFonts w:ascii="Consolas" w:hAnsi="Consolas"/>
-                <w:color w:val="EEEEEE"/>
-                <w:sz w:val="17"/>
-              </w:rPr>
-              <w:t>mkfs/mkfs fs.img README user/_cat user/_echo user/_sleep user/_forktest user/_grep user/_init user/_kill user/</w:t>
-              <w:br/>
-            </w:r>
-            <w:r>
-              <w:rPr>
-                <w:rFonts w:ascii="Consolas" w:hAnsi="Consolas"/>
-                <w:color w:val="EEEEEE"/>
-                <w:sz w:val="17"/>
-              </w:rPr>
-              <w:t>nmeta 47 (boot, super, log blocks 31, inode blocks 13, bitmap blocks 1) blocks 1953 total 2000</w:t>
-            </w:r>
-          </w:p>
-        </w:tc>
-      </w:tr>
-    </w:tbl>
+      </w:pPr>
+      <w:r>
+        <w:drawing>
+          <wp:inline xmlns:a="http://schemas.openxmlformats.org/drawingml/2006/main" xmlns:pic="http://schemas.openxmlformats.org/drawingml/2006/picture">
+            <wp:extent cx="5837142" cy="2165143"/>
+            <wp:docPr id="2" name="Picture 2"/>
+            <wp:cNvGraphicFramePr>
+              <a:graphicFrameLocks noChangeAspect="1"/>
+            </wp:cNvGraphicFramePr>
+            <a:graphic>
+              <a:graphicData uri="http://schemas.openxmlformats.org/drawingml/2006/picture">
+                <pic:pic>
+                  <pic:nvPicPr>
+                    <pic:cNvPr id="0" name="image.png"/>
+                    <pic:cNvPicPr/>
+                  </pic:nvPicPr>
+                  <pic:blipFill>
+                    <a:blip r:embed="rId10"/>
+                    <a:stretch>
+                      <a:fillRect/>
+                    </a:stretch>
+                  </pic:blipFill>
+                  <pic:spPr>
+                    <a:xfrm>
+                      <a:off x="0" y="0"/>
+                      <a:ext cx="5837142" cy="2165143"/>
+                    </a:xfrm>
+                    <a:prstGeom prst="rect"/>
+                  </pic:spPr>
+                </pic:pic>
+              </a:graphicData>
+            </a:graphic>
+          </wp:inline>
+        </w:drawing>
+      </w:r>
+    </w:p>
     <w:p>
       <w:pPr>
         <w:spacing w:before="60" w:after="200"/>
@@ -632,450 +518,47 @@
         <w:t>4. Explorarea shell-ului xv6</w:t>
       </w:r>
     </w:p>
-    <w:tbl>
-      <w:tblPr>
-        <w:tblW w:type="auto" w:w="0"/>
+    <w:p>
+      <w:pPr>
+        <w:keepNext/>
+        <w:spacing w:after="0"/>
         <w:jc w:val="center"/>
-        <w:tblLook w:firstColumn="1" w:firstRow="1" w:lastColumn="0" w:lastRow="0" w:noHBand="0" w:noVBand="1" w:val="04A0"/>
-      </w:tblPr>
-      <w:tblGrid>
-        <w:gridCol w:w="9639"/>
-      </w:tblGrid>
-      <w:tr>
-        <w:tc>
-          <w:tcPr>
-            <w:tcW w:type="dxa" w:w="9639"/>
-            <w:shd w:val="clear" w:color="auto" w:fill="1E1E1E"/>
-          </w:tcPr>
-          <w:p>
-            <w:pPr>
-              <w:spacing w:after="0" w:line="240" w:lineRule="auto"/>
-            </w:pPr>
-            <w:r>
-              <w:rPr>
-                <w:rFonts w:ascii="Consolas" w:hAnsi="Consolas"/>
-                <w:color w:val="EEEEEE"/>
-                <w:sz w:val="17"/>
-              </w:rPr>
-              <w:t>xv6 kernel is booting</w:t>
-              <w:br/>
-            </w:r>
-            <w:r>
-              <w:rPr>
-                <w:rFonts w:ascii="Consolas" w:hAnsi="Consolas"/>
-                <w:color w:val="EEEEEE"/>
-                <w:sz w:val="17"/>
-              </w:rPr>
-              <w:br/>
-            </w:r>
-            <w:r>
-              <w:rPr>
-                <w:rFonts w:ascii="Consolas" w:hAnsi="Consolas"/>
-                <w:color w:val="EEEEEE"/>
-                <w:sz w:val="17"/>
-              </w:rPr>
-              <w:t>hart 2 starting</w:t>
-              <w:br/>
-            </w:r>
-            <w:r>
-              <w:rPr>
-                <w:rFonts w:ascii="Consolas" w:hAnsi="Consolas"/>
-                <w:color w:val="EEEEEE"/>
-                <w:sz w:val="17"/>
-              </w:rPr>
-              <w:t>hart 1 starting</w:t>
-              <w:br/>
-            </w:r>
-            <w:r>
-              <w:rPr>
-                <w:rFonts w:ascii="Consolas" w:hAnsi="Consolas"/>
-                <w:color w:val="EEEEEE"/>
-                <w:sz w:val="17"/>
-              </w:rPr>
-              <w:t>init: starting sh</w:t>
-              <w:br/>
-            </w:r>
-            <w:r>
-              <w:rPr>
-                <w:rFonts w:ascii="Consolas" w:hAnsi="Consolas"/>
-                <w:color w:val="8AE234"/>
-                <w:sz w:val="17"/>
-              </w:rPr>
-              <w:t>$ ls</w:t>
-              <w:br/>
-            </w:r>
-            <w:r>
-              <w:rPr>
-                <w:rFonts w:ascii="Consolas" w:hAnsi="Consolas"/>
-                <w:color w:val="EEEEEE"/>
-                <w:sz w:val="17"/>
-              </w:rPr>
-              <w:t>.              1 1 1024</w:t>
-              <w:br/>
-            </w:r>
-            <w:r>
-              <w:rPr>
-                <w:rFonts w:ascii="Consolas" w:hAnsi="Consolas"/>
-                <w:color w:val="EEEEEE"/>
-                <w:sz w:val="17"/>
-              </w:rPr>
-              <w:t>..             1 1 1024</w:t>
-              <w:br/>
-            </w:r>
-            <w:r>
-              <w:rPr>
-                <w:rFonts w:ascii="Consolas" w:hAnsi="Consolas"/>
-                <w:color w:val="EEEEEE"/>
-                <w:sz w:val="17"/>
-              </w:rPr>
-              <w:t>README         2 2 2441</w:t>
-              <w:br/>
-            </w:r>
-            <w:r>
-              <w:rPr>
-                <w:rFonts w:ascii="Consolas" w:hAnsi="Consolas"/>
-                <w:color w:val="EEEEEE"/>
-                <w:sz w:val="17"/>
-              </w:rPr>
-              <w:t>cat            2 3 36760</w:t>
-              <w:br/>
-            </w:r>
-            <w:r>
-              <w:rPr>
-                <w:rFonts w:ascii="Consolas" w:hAnsi="Consolas"/>
-                <w:color w:val="EEEEEE"/>
-                <w:sz w:val="17"/>
-              </w:rPr>
-              <w:t>echo           2 4 35624</w:t>
-              <w:br/>
-            </w:r>
-            <w:r>
-              <w:rPr>
-                <w:rFonts w:ascii="Consolas" w:hAnsi="Consolas"/>
-                <w:color w:val="EEEEEE"/>
-                <w:sz w:val="17"/>
-              </w:rPr>
-              <w:t>sleep          2 5 35616</w:t>
-              <w:br/>
-            </w:r>
-            <w:r>
-              <w:rPr>
-                <w:rFonts w:ascii="Consolas" w:hAnsi="Consolas"/>
-                <w:color w:val="EEEEEE"/>
-                <w:sz w:val="17"/>
-              </w:rPr>
-              <w:t>forktest       2 6 18168</w:t>
-              <w:br/>
-            </w:r>
-            <w:r>
-              <w:rPr>
-                <w:rFonts w:ascii="Consolas" w:hAnsi="Consolas"/>
-                <w:color w:val="EEEEEE"/>
-                <w:sz w:val="17"/>
-              </w:rPr>
-              <w:t>grep           2 7 44216</w:t>
-              <w:br/>
-            </w:r>
-            <w:r>
-              <w:rPr>
-                <w:rFonts w:ascii="Consolas" w:hAnsi="Consolas"/>
-                <w:color w:val="EEEEEE"/>
-                <w:sz w:val="17"/>
-              </w:rPr>
-              <w:t>init           2 8 36008</w:t>
-              <w:br/>
-            </w:r>
-            <w:r>
-              <w:rPr>
-                <w:rFonts w:ascii="Consolas" w:hAnsi="Consolas"/>
-                <w:color w:val="EEEEEE"/>
-                <w:sz w:val="17"/>
-              </w:rPr>
-              <w:t>kill           2 9 35544</w:t>
-              <w:br/>
-            </w:r>
-            <w:r>
-              <w:rPr>
-                <w:rFonts w:ascii="Consolas" w:hAnsi="Consolas"/>
-                <w:color w:val="EEEEEE"/>
-                <w:sz w:val="17"/>
-              </w:rPr>
-              <w:t>ln             2 10 35336</w:t>
-              <w:br/>
-            </w:r>
-            <w:r>
-              <w:rPr>
-                <w:rFonts w:ascii="Consolas" w:hAnsi="Consolas"/>
-                <w:color w:val="EEEEEE"/>
-                <w:sz w:val="17"/>
-              </w:rPr>
-              <w:t>ls             2 11 42912</w:t>
-              <w:br/>
-            </w:r>
-            <w:r>
-              <w:rPr>
-                <w:rFonts w:ascii="Consolas" w:hAnsi="Consolas"/>
-                <w:color w:val="EEEEEE"/>
-                <w:sz w:val="17"/>
-              </w:rPr>
-              <w:t>mkdir          2 12 35600</w:t>
-              <w:br/>
-            </w:r>
-            <w:r>
-              <w:rPr>
-                <w:rFonts w:ascii="Consolas" w:hAnsi="Consolas"/>
-                <w:color w:val="EEEEEE"/>
-                <w:sz w:val="17"/>
-              </w:rPr>
-              <w:t>rm             2 13 35584</w:t>
-              <w:br/>
-            </w:r>
-            <w:r>
-              <w:rPr>
-                <w:rFonts w:ascii="Consolas" w:hAnsi="Consolas"/>
-                <w:color w:val="EEEEEE"/>
-                <w:sz w:val="17"/>
-              </w:rPr>
-              <w:t>sh             2 14 58344</w:t>
-              <w:br/>
-            </w:r>
-            <w:r>
-              <w:rPr>
-                <w:rFonts w:ascii="Consolas" w:hAnsi="Consolas"/>
-                <w:color w:val="EEEEEE"/>
-                <w:sz w:val="17"/>
-              </w:rPr>
-              <w:t>stressfs       2 15 36448</w:t>
-              <w:br/>
-            </w:r>
-            <w:r>
-              <w:rPr>
-                <w:rFonts w:ascii="Consolas" w:hAnsi="Consolas"/>
-                <w:color w:val="EEEEEE"/>
-                <w:sz w:val="17"/>
-              </w:rPr>
-              <w:t>usertests      2 16 206832</w:t>
-              <w:br/>
-            </w:r>
-            <w:r>
-              <w:rPr>
-                <w:rFonts w:ascii="Consolas" w:hAnsi="Consolas"/>
-                <w:color w:val="EEEEEE"/>
-                <w:sz w:val="17"/>
-              </w:rPr>
-              <w:t>grind          2 17 51856</w:t>
-              <w:br/>
-            </w:r>
-            <w:r>
-              <w:rPr>
-                <w:rFonts w:ascii="Consolas" w:hAnsi="Consolas"/>
-                <w:color w:val="EEEEEE"/>
-                <w:sz w:val="17"/>
-              </w:rPr>
-              <w:t>wc             2 18 37760</w:t>
-              <w:br/>
-            </w:r>
-            <w:r>
-              <w:rPr>
-                <w:rFonts w:ascii="Consolas" w:hAnsi="Consolas"/>
-                <w:color w:val="EEEEEE"/>
-                <w:sz w:val="17"/>
-              </w:rPr>
-              <w:t>zombie         2 19 34880</w:t>
-              <w:br/>
-            </w:r>
-            <w:r>
-              <w:rPr>
-                <w:rFonts w:ascii="Consolas" w:hAnsi="Consolas"/>
-                <w:color w:val="EEEEEE"/>
-                <w:sz w:val="17"/>
-              </w:rPr>
-              <w:t>logstress      2 20 37592</w:t>
-              <w:br/>
-            </w:r>
-            <w:r>
-              <w:rPr>
-                <w:rFonts w:ascii="Consolas" w:hAnsi="Consolas"/>
-                <w:color w:val="EEEEEE"/>
-                <w:sz w:val="17"/>
-              </w:rPr>
-              <w:t>forphan        2 21 36384</w:t>
-              <w:br/>
-            </w:r>
-            <w:r>
-              <w:rPr>
-                <w:rFonts w:ascii="Consolas" w:hAnsi="Consolas"/>
-                <w:color w:val="EEEEEE"/>
-                <w:sz w:val="17"/>
-              </w:rPr>
-              <w:t>dorphan        2 22 35832</w:t>
-              <w:br/>
-            </w:r>
-            <w:r>
-              <w:rPr>
-                <w:rFonts w:ascii="Consolas" w:hAnsi="Consolas"/>
-                <w:color w:val="EEEEEE"/>
-                <w:sz w:val="17"/>
-              </w:rPr>
-              <w:t>sync           2 23 34976</w:t>
-              <w:br/>
-            </w:r>
-            <w:r>
-              <w:rPr>
-                <w:rFonts w:ascii="Consolas" w:hAnsi="Consolas"/>
-                <w:color w:val="EEEEEE"/>
-                <w:sz w:val="17"/>
-              </w:rPr>
-              <w:t>console        3 24 0</w:t>
-              <w:br/>
-            </w:r>
-            <w:r>
-              <w:rPr>
-                <w:rFonts w:ascii="Consolas" w:hAnsi="Consolas"/>
-                <w:color w:val="8AE234"/>
-                <w:sz w:val="17"/>
-              </w:rPr>
-              <w:t>$ echo hello from my xv6</w:t>
-              <w:br/>
-            </w:r>
-            <w:r>
-              <w:rPr>
-                <w:rFonts w:ascii="Consolas" w:hAnsi="Consolas"/>
-                <w:color w:val="EEEEEE"/>
-                <w:sz w:val="17"/>
-              </w:rPr>
-              <w:t>hello from my xv6</w:t>
-              <w:br/>
-            </w:r>
-            <w:r>
-              <w:rPr>
-                <w:rFonts w:ascii="Consolas" w:hAnsi="Consolas"/>
-                <w:color w:val="8AE234"/>
-                <w:sz w:val="17"/>
-              </w:rPr>
-              <w:t>$ cat README | grep xv6</w:t>
-              <w:br/>
-            </w:r>
-            <w:r>
-              <w:rPr>
-                <w:rFonts w:ascii="Consolas" w:hAnsi="Consolas"/>
-                <w:color w:val="EEEEEE"/>
-                <w:sz w:val="17"/>
-              </w:rPr>
-              <w:t>xv6 is a re-implementation of Dennis Ritchie's and Ken Thompson's Unix</w:t>
-              <w:br/>
-            </w:r>
-            <w:r>
-              <w:rPr>
-                <w:rFonts w:ascii="Consolas" w:hAnsi="Consolas"/>
-                <w:color w:val="EEEEEE"/>
-                <w:sz w:val="17"/>
-              </w:rPr>
-              <w:t>Version 6 (v6).  xv6 loosely follows the structure and style of v6,</w:t>
-              <w:br/>
-            </w:r>
-            <w:r>
-              <w:rPr>
-                <w:rFonts w:ascii="Consolas" w:hAnsi="Consolas"/>
-                <w:color w:val="EEEEEE"/>
-                <w:sz w:val="17"/>
-              </w:rPr>
-              <w:t>xv6 is inspired by John Lions's Commentary on UNIX 6th Edition (Peer</w:t>
-              <w:br/>
-            </w:r>
-            <w:r>
-              <w:rPr>
-                <w:rFonts w:ascii="Consolas" w:hAnsi="Consolas"/>
-                <w:color w:val="EEEEEE"/>
-                <w:sz w:val="17"/>
-              </w:rPr>
-              <w:t>(kaashoek,rtm@mit.edu).  The main purpose of xv6 is as a teaching</w:t>
-              <w:br/>
-            </w:r>
-            <w:r>
-              <w:rPr>
-                <w:rFonts w:ascii="Consolas" w:hAnsi="Consolas"/>
-                <w:color w:val="8AE234"/>
-                <w:sz w:val="17"/>
-              </w:rPr>
-              <w:t>$ wc README</w:t>
-              <w:br/>
-            </w:r>
-            <w:r>
-              <w:rPr>
-                <w:rFonts w:ascii="Consolas" w:hAnsi="Consolas"/>
-                <w:color w:val="EEEEEE"/>
-                <w:sz w:val="17"/>
-              </w:rPr>
-              <w:t>48 336 2441 README</w:t>
-              <w:br/>
-            </w:r>
-            <w:r>
-              <w:rPr>
-                <w:rFonts w:ascii="Consolas" w:hAnsi="Consolas"/>
-                <w:color w:val="8AE234"/>
-                <w:sz w:val="17"/>
-              </w:rPr>
-              <w:t>$ ls | grep c</w:t>
-              <w:br/>
-            </w:r>
-            <w:r>
-              <w:rPr>
-                <w:rFonts w:ascii="Consolas" w:hAnsi="Consolas"/>
-                <w:color w:val="EEEEEE"/>
-                <w:sz w:val="17"/>
-              </w:rPr>
-              <w:t>cat            2 3 36760</w:t>
-              <w:br/>
-            </w:r>
-            <w:r>
-              <w:rPr>
-                <w:rFonts w:ascii="Consolas" w:hAnsi="Consolas"/>
-                <w:color w:val="EEEEEE"/>
-                <w:sz w:val="17"/>
-              </w:rPr>
-              <w:t>echo           2 4 35624</w:t>
-              <w:br/>
-            </w:r>
-            <w:r>
-              <w:rPr>
-                <w:rFonts w:ascii="Consolas" w:hAnsi="Consolas"/>
-                <w:color w:val="EEEEEE"/>
-                <w:sz w:val="17"/>
-              </w:rPr>
-              <w:t>wc             2 18 37760</w:t>
-              <w:br/>
-            </w:r>
-            <w:r>
-              <w:rPr>
-                <w:rFonts w:ascii="Consolas" w:hAnsi="Consolas"/>
-                <w:color w:val="EEEEEE"/>
-                <w:sz w:val="17"/>
-              </w:rPr>
-              <w:t>sync           2 23 34976</w:t>
-              <w:br/>
-            </w:r>
-            <w:r>
-              <w:rPr>
-                <w:rFonts w:ascii="Consolas" w:hAnsi="Consolas"/>
-                <w:color w:val="EEEEEE"/>
-                <w:sz w:val="17"/>
-              </w:rPr>
-              <w:t>console        3 24 0</w:t>
-              <w:br/>
-            </w:r>
-            <w:r>
-              <w:rPr>
-                <w:rFonts w:ascii="Consolas" w:hAnsi="Consolas"/>
-                <w:color w:val="8AE234"/>
-                <w:sz w:val="17"/>
-              </w:rPr>
-              <w:t>$ QEMU: Terminated</w:t>
-            </w:r>
-          </w:p>
-        </w:tc>
-      </w:tr>
-    </w:tbl>
+      </w:pPr>
+      <w:r>
+        <w:drawing>
+          <wp:inline xmlns:a="http://schemas.openxmlformats.org/drawingml/2006/main" xmlns:pic="http://schemas.openxmlformats.org/drawingml/2006/picture">
+            <wp:extent cx="5837142" cy="5142856"/>
+            <wp:docPr id="3" name="Picture 3"/>
+            <wp:cNvGraphicFramePr>
+              <a:graphicFrameLocks noChangeAspect="1"/>
+            </wp:cNvGraphicFramePr>
+            <a:graphic>
+              <a:graphicData uri="http://schemas.openxmlformats.org/drawingml/2006/picture">
+                <pic:pic>
+                  <pic:nvPicPr>
+                    <pic:cNvPr id="0" name="image.png"/>
+                    <pic:cNvPicPr/>
+                  </pic:nvPicPr>
+                  <pic:blipFill>
+                    <a:blip r:embed="rId11"/>
+                    <a:stretch>
+                      <a:fillRect/>
+                    </a:stretch>
+                  </pic:blipFill>
+                  <pic:spPr>
+                    <a:xfrm>
+                      <a:off x="0" y="0"/>
+                      <a:ext cx="5837142" cy="5142856"/>
+                    </a:xfrm>
+                    <a:prstGeom prst="rect"/>
+                  </pic:spPr>
+                </pic:pic>
+              </a:graphicData>
+            </a:graphic>
+          </wp:inline>
+        </w:drawing>
+      </w:r>
+    </w:p>
     <w:p>
       <w:pPr>
         <w:spacing w:before="60" w:after="200"/>
@@ -1346,217 +829,47 @@
         <w:t>5. Citirea codului sursă</w:t>
       </w:r>
     </w:p>
-    <w:tbl>
-      <w:tblPr>
-        <w:tblW w:type="auto" w:w="0"/>
+    <w:p>
+      <w:pPr>
+        <w:keepNext/>
+        <w:spacing w:after="0"/>
         <w:jc w:val="center"/>
-        <w:tblLook w:firstColumn="1" w:firstRow="1" w:lastColumn="0" w:lastRow="0" w:noHBand="0" w:noVBand="1" w:val="04A0"/>
-      </w:tblPr>
-      <w:tblGrid>
-        <w:gridCol w:w="9639"/>
-      </w:tblGrid>
-      <w:tr>
-        <w:tc>
-          <w:tcPr>
-            <w:tcW w:type="dxa" w:w="9639"/>
-            <w:shd w:val="clear" w:color="auto" w:fill="1E1E1E"/>
-          </w:tcPr>
-          <w:p>
-            <w:pPr>
-              <w:spacing w:after="0" w:line="240" w:lineRule="auto"/>
-            </w:pPr>
-            <w:r>
-              <w:rPr>
-                <w:rFonts w:ascii="Consolas" w:hAnsi="Consolas"/>
-                <w:color w:val="8AE234"/>
-                <w:sz w:val="17"/>
-              </w:rPr>
-              <w:t>maxim@MaxCrt:~/xv6-riscv$ grep -n -E '(read|write|open|close|exit)\(' user/cat.c</w:t>
-              <w:br/>
-            </w:r>
-            <w:r>
-              <w:rPr>
-                <w:rFonts w:ascii="Consolas" w:hAnsi="Consolas"/>
-                <w:color w:val="EEEEEE"/>
-                <w:sz w:val="17"/>
-              </w:rPr>
-              <w:t>12:  while ((n = read(fd, buf, sizeof(buf))) &gt; 0) {</w:t>
-              <w:br/>
-            </w:r>
-            <w:r>
-              <w:rPr>
-                <w:rFonts w:ascii="Consolas" w:hAnsi="Consolas"/>
-                <w:color w:val="EEEEEE"/>
-                <w:sz w:val="17"/>
-              </w:rPr>
-              <w:t>13:    if (write(1, buf, n) != n) {</w:t>
-              <w:br/>
-            </w:r>
-            <w:r>
-              <w:rPr>
-                <w:rFonts w:ascii="Consolas" w:hAnsi="Consolas"/>
-                <w:color w:val="EEEEEE"/>
-                <w:sz w:val="17"/>
-              </w:rPr>
-              <w:t>15:      exit(1);</w:t>
-              <w:br/>
-            </w:r>
-            <w:r>
-              <w:rPr>
-                <w:rFonts w:ascii="Consolas" w:hAnsi="Consolas"/>
-                <w:color w:val="EEEEEE"/>
-                <w:sz w:val="17"/>
-              </w:rPr>
-              <w:t>20:    exit(1);</w:t>
-              <w:br/>
-            </w:r>
-            <w:r>
-              <w:rPr>
-                <w:rFonts w:ascii="Consolas" w:hAnsi="Consolas"/>
-                <w:color w:val="EEEEEE"/>
-                <w:sz w:val="17"/>
-              </w:rPr>
-              <w:t>31:    exit(0);</w:t>
-              <w:br/>
-            </w:r>
-            <w:r>
-              <w:rPr>
-                <w:rFonts w:ascii="Consolas" w:hAnsi="Consolas"/>
-                <w:color w:val="EEEEEE"/>
-                <w:sz w:val="17"/>
-              </w:rPr>
-              <w:t>35:    if ((fd = open(argv[i], O_RDONLY)) &lt; 0) {</w:t>
-              <w:br/>
-            </w:r>
-            <w:r>
-              <w:rPr>
-                <w:rFonts w:ascii="Consolas" w:hAnsi="Consolas"/>
-                <w:color w:val="EEEEEE"/>
-                <w:sz w:val="17"/>
-              </w:rPr>
-              <w:t>37:      exit(1);</w:t>
-              <w:br/>
-            </w:r>
-            <w:r>
-              <w:rPr>
-                <w:rFonts w:ascii="Consolas" w:hAnsi="Consolas"/>
-                <w:color w:val="EEEEEE"/>
-                <w:sz w:val="17"/>
-              </w:rPr>
-              <w:t>40:    close(fd);</w:t>
-              <w:br/>
-            </w:r>
-            <w:r>
-              <w:rPr>
-                <w:rFonts w:ascii="Consolas" w:hAnsi="Consolas"/>
-                <w:color w:val="EEEEEE"/>
-                <w:sz w:val="17"/>
-              </w:rPr>
-              <w:t>42:  exit(0);</w:t>
-              <w:br/>
-            </w:r>
-            <w:r>
-              <w:rPr>
-                <w:rFonts w:ascii="Consolas" w:hAnsi="Consolas"/>
-                <w:color w:val="8AE234"/>
-                <w:sz w:val="17"/>
-              </w:rPr>
-              <w:t>maxim@MaxCrt:~/xv6-riscv$ grep -n -E '^sys_(read|write|exit)' kernel/sysfile.c kernel/sysproc.c</w:t>
-              <w:br/>
-            </w:r>
-            <w:r>
-              <w:rPr>
-                <w:rFonts w:ascii="Consolas" w:hAnsi="Consolas"/>
-                <w:color w:val="EEEEEE"/>
-                <w:sz w:val="17"/>
-              </w:rPr>
-              <w:t>kernel/sysfile.c:69:sys_read(void)</w:t>
-              <w:br/>
-            </w:r>
-            <w:r>
-              <w:rPr>
-                <w:rFonts w:ascii="Consolas" w:hAnsi="Consolas"/>
-                <w:color w:val="EEEEEE"/>
-                <w:sz w:val="17"/>
-              </w:rPr>
-              <w:t>kernel/sysfile.c:83:sys_write(void)</w:t>
-              <w:br/>
-            </w:r>
-            <w:r>
-              <w:rPr>
-                <w:rFonts w:ascii="Consolas" w:hAnsi="Consolas"/>
-                <w:color w:val="EEEEEE"/>
-                <w:sz w:val="17"/>
-              </w:rPr>
-              <w:t>kernel/sysproc.c:11:sys_exit(void)</w:t>
-              <w:br/>
-            </w:r>
-            <w:r>
-              <w:rPr>
-                <w:rFonts w:ascii="Consolas" w:hAnsi="Consolas"/>
-                <w:color w:val="8AE234"/>
-                <w:sz w:val="17"/>
-              </w:rPr>
-              <w:t>maxim@MaxCrt:~/xv6-riscv$ grep -n -E 'SYS_(read|write|pause)' kernel/syscall.h</w:t>
-              <w:br/>
-            </w:r>
-            <w:r>
-              <w:rPr>
-                <w:rFonts w:ascii="Consolas" w:hAnsi="Consolas"/>
-                <w:color w:val="EEEEEE"/>
-                <w:sz w:val="17"/>
-              </w:rPr>
-              <w:t>6:#define SYS_read   5</w:t>
-              <w:br/>
-            </w:r>
-            <w:r>
-              <w:rPr>
-                <w:rFonts w:ascii="Consolas" w:hAnsi="Consolas"/>
-                <w:color w:val="EEEEEE"/>
-                <w:sz w:val="17"/>
-              </w:rPr>
-              <w:t>14:#define SYS_pause  13</w:t>
-              <w:br/>
-            </w:r>
-            <w:r>
-              <w:rPr>
-                <w:rFonts w:ascii="Consolas" w:hAnsi="Consolas"/>
-                <w:color w:val="EEEEEE"/>
-                <w:sz w:val="17"/>
-              </w:rPr>
-              <w:t>17:#define SYS_write  16</w:t>
-              <w:br/>
-            </w:r>
-            <w:r>
-              <w:rPr>
-                <w:rFonts w:ascii="Consolas" w:hAnsi="Consolas"/>
-                <w:color w:val="8AE234"/>
-                <w:sz w:val="17"/>
-              </w:rPr>
-              <w:t>maxim@MaxCrt:~/xv6-riscv$ ls kernel | wc -l; ls user | wc -l</w:t>
-              <w:br/>
-            </w:r>
-            <w:r>
-              <w:rPr>
-                <w:rFonts w:ascii="Consolas" w:hAnsi="Consolas"/>
-                <w:color w:val="EEEEEE"/>
-                <w:sz w:val="17"/>
-              </w:rPr>
-              <w:t>98</w:t>
-              <w:br/>
-            </w:r>
-            <w:r>
-              <w:rPr>
-                <w:rFonts w:ascii="Consolas" w:hAnsi="Consolas"/>
-                <w:color w:val="EEEEEE"/>
-                <w:sz w:val="17"/>
-              </w:rPr>
-              <w:t>140</w:t>
-            </w:r>
-          </w:p>
-        </w:tc>
-      </w:tr>
-    </w:tbl>
+      </w:pPr>
+      <w:r>
+        <w:drawing>
+          <wp:inline xmlns:a="http://schemas.openxmlformats.org/drawingml/2006/main" xmlns:pic="http://schemas.openxmlformats.org/drawingml/2006/picture">
+            <wp:extent cx="5837142" cy="2581714"/>
+            <wp:docPr id="4" name="Picture 4"/>
+            <wp:cNvGraphicFramePr>
+              <a:graphicFrameLocks noChangeAspect="1"/>
+            </wp:cNvGraphicFramePr>
+            <a:graphic>
+              <a:graphicData uri="http://schemas.openxmlformats.org/drawingml/2006/picture">
+                <pic:pic>
+                  <pic:nvPicPr>
+                    <pic:cNvPr id="0" name="image.png"/>
+                    <pic:cNvPicPr/>
+                  </pic:nvPicPr>
+                  <pic:blipFill>
+                    <a:blip r:embed="rId12"/>
+                    <a:stretch>
+                      <a:fillRect/>
+                    </a:stretch>
+                  </pic:blipFill>
+                  <pic:spPr>
+                    <a:xfrm>
+                      <a:off x="0" y="0"/>
+                      <a:ext cx="5837142" cy="2581714"/>
+                    </a:xfrm>
+                    <a:prstGeom prst="rect"/>
+                  </pic:spPr>
+                </pic:pic>
+              </a:graphicData>
+            </a:graphic>
+          </wp:inline>
+        </w:drawing>
+      </w:r>
+    </w:p>
     <w:p>
       <w:pPr>
         <w:spacing w:before="60" w:after="200"/>
@@ -2383,162 +1696,47 @@
         <w:t>, care suspendă procesul pentru acel număr de tick-uri ale temporizatorului.</w:t>
       </w:r>
     </w:p>
-    <w:tbl>
-      <w:tblPr>
-        <w:tblW w:type="auto" w:w="0"/>
+    <w:p>
+      <w:pPr>
+        <w:keepNext/>
+        <w:spacing w:after="0"/>
         <w:jc w:val="center"/>
-        <w:tblLook w:firstColumn="1" w:firstRow="1" w:lastColumn="0" w:lastRow="0" w:noHBand="0" w:noVBand="1" w:val="04A0"/>
-      </w:tblPr>
-      <w:tblGrid>
-        <w:gridCol w:w="9639"/>
-      </w:tblGrid>
-      <w:tr>
-        <w:tc>
-          <w:tcPr>
-            <w:tcW w:type="dxa" w:w="9639"/>
-            <w:shd w:val="clear" w:color="auto" w:fill="1E1E1E"/>
-          </w:tcPr>
-          <w:p>
-            <w:pPr>
-              <w:spacing w:after="0" w:line="240" w:lineRule="auto"/>
-            </w:pPr>
-            <w:r>
-              <w:rPr>
-                <w:rFonts w:ascii="Consolas" w:hAnsi="Consolas"/>
-                <w:color w:val="EEEEEE"/>
-                <w:sz w:val="17"/>
-              </w:rPr>
-              <w:t>xv6 kernel is booting</w:t>
-              <w:br/>
-            </w:r>
-            <w:r>
-              <w:rPr>
-                <w:rFonts w:ascii="Consolas" w:hAnsi="Consolas"/>
-                <w:color w:val="EEEEEE"/>
-                <w:sz w:val="17"/>
-              </w:rPr>
-              <w:br/>
-            </w:r>
-            <w:r>
-              <w:rPr>
-                <w:rFonts w:ascii="Consolas" w:hAnsi="Consolas"/>
-                <w:color w:val="EEEEEE"/>
-                <w:sz w:val="17"/>
-              </w:rPr>
-              <w:t>hart 2 starting</w:t>
-              <w:br/>
-            </w:r>
-            <w:r>
-              <w:rPr>
-                <w:rFonts w:ascii="Consolas" w:hAnsi="Consolas"/>
-                <w:color w:val="EEEEEE"/>
-                <w:sz w:val="17"/>
-              </w:rPr>
-              <w:t>hart 1 starting</w:t>
-              <w:br/>
-            </w:r>
-            <w:r>
-              <w:rPr>
-                <w:rFonts w:ascii="Consolas" w:hAnsi="Consolas"/>
-                <w:color w:val="EEEEEE"/>
-                <w:sz w:val="17"/>
-              </w:rPr>
-              <w:t>init: starting sh</w:t>
-              <w:br/>
-            </w:r>
-            <w:r>
-              <w:rPr>
-                <w:rFonts w:ascii="Consolas" w:hAnsi="Consolas"/>
-                <w:color w:val="8AE234"/>
-                <w:sz w:val="17"/>
-              </w:rPr>
-              <w:t>$ sleep 20</w:t>
-              <w:br/>
-            </w:r>
-            <w:r>
-              <w:rPr>
-                <w:rFonts w:ascii="Consolas" w:hAnsi="Consolas"/>
-                <w:color w:val="8AE234"/>
-                <w:sz w:val="17"/>
-              </w:rPr>
-              <w:t>$ echo woke up</w:t>
-              <w:br/>
-            </w:r>
-            <w:r>
-              <w:rPr>
-                <w:rFonts w:ascii="Consolas" w:hAnsi="Consolas"/>
-                <w:color w:val="EEEEEE"/>
-                <w:sz w:val="17"/>
-              </w:rPr>
-              <w:t>woke up</w:t>
-              <w:br/>
-            </w:r>
-            <w:r>
-              <w:rPr>
-                <w:rFonts w:ascii="Consolas" w:hAnsi="Consolas"/>
-                <w:color w:val="8AE234"/>
-                <w:sz w:val="17"/>
-              </w:rPr>
-              <w:t>$ sleep</w:t>
-              <w:br/>
-            </w:r>
-            <w:r>
-              <w:rPr>
-                <w:rFonts w:ascii="Consolas" w:hAnsi="Consolas"/>
-                <w:color w:val="EEEEEE"/>
-                <w:sz w:val="17"/>
-              </w:rPr>
-              <w:t>Usage: sleep TICKS (a non-negative integer)</w:t>
-              <w:br/>
-            </w:r>
-            <w:r>
-              <w:rPr>
-                <w:rFonts w:ascii="Consolas" w:hAnsi="Consolas"/>
-                <w:color w:val="8AE234"/>
-                <w:sz w:val="17"/>
-              </w:rPr>
-              <w:t>$ sleep abc</w:t>
-              <w:br/>
-            </w:r>
-            <w:r>
-              <w:rPr>
-                <w:rFonts w:ascii="Consolas" w:hAnsi="Consolas"/>
-                <w:color w:val="EEEEEE"/>
-                <w:sz w:val="17"/>
-              </w:rPr>
-              <w:t>Usage: sleep TICKS (a non-negative integer)</w:t>
-              <w:br/>
-            </w:r>
-            <w:r>
-              <w:rPr>
-                <w:rFonts w:ascii="Consolas" w:hAnsi="Consolas"/>
-                <w:color w:val="8AE234"/>
-                <w:sz w:val="17"/>
-              </w:rPr>
-              <w:t>$ sleep 5 7</w:t>
-              <w:br/>
-            </w:r>
-            <w:r>
-              <w:rPr>
-                <w:rFonts w:ascii="Consolas" w:hAnsi="Consolas"/>
-                <w:color w:val="EEEEEE"/>
-                <w:sz w:val="17"/>
-              </w:rPr>
-              <w:t>Usage: sleep TICKS (a non-negative integer)</w:t>
-              <w:br/>
-            </w:r>
-            <w:r>
-              <w:rPr>
-                <w:rFonts w:ascii="Consolas" w:hAnsi="Consolas"/>
-                <w:color w:val="8AE234"/>
-                <w:sz w:val="17"/>
-              </w:rPr>
-              <w:t>$ QEMU: Terminated</w:t>
-            </w:r>
-          </w:p>
-        </w:tc>
-      </w:tr>
-    </w:tbl>
+      </w:pPr>
+      <w:r>
+        <w:drawing>
+          <wp:inline xmlns:a="http://schemas.openxmlformats.org/drawingml/2006/main" xmlns:pic="http://schemas.openxmlformats.org/drawingml/2006/picture">
+            <wp:extent cx="5837142" cy="1964571"/>
+            <wp:docPr id="5" name="Picture 5"/>
+            <wp:cNvGraphicFramePr>
+              <a:graphicFrameLocks noChangeAspect="1"/>
+            </wp:cNvGraphicFramePr>
+            <a:graphic>
+              <a:graphicData uri="http://schemas.openxmlformats.org/drawingml/2006/picture">
+                <pic:pic>
+                  <pic:nvPicPr>
+                    <pic:cNvPr id="0" name="image.png"/>
+                    <pic:cNvPicPr/>
+                  </pic:nvPicPr>
+                  <pic:blipFill>
+                    <a:blip r:embed="rId13"/>
+                    <a:stretch>
+                      <a:fillRect/>
+                    </a:stretch>
+                  </pic:blipFill>
+                  <pic:spPr>
+                    <a:xfrm>
+                      <a:off x="0" y="0"/>
+                      <a:ext cx="5837142" cy="1964571"/>
+                    </a:xfrm>
+                    <a:prstGeom prst="rect"/>
+                  </pic:spPr>
+                </pic:pic>
+              </a:graphicData>
+            </a:graphic>
+          </wp:inline>
+        </w:drawing>
+      </w:r>
+    </w:p>
     <w:p>
       <w:pPr>
         <w:spacing w:before="60" w:after="200"/>

--- a/lab2/Lab2_CereteuMaxim_FAF-243.docx
+++ b/lab2/Lab2_CereteuMaxim_FAF-243.docx
@@ -307,47 +307,7 @@
         <w:t>riscv64-linux-gnu-gcc</w:t>
       </w:r>
       <w:r>
-        <w:t xml:space="preserve"> 15.2 și emulatorul QEMU 10.2. Comenzile au fost rulate de scriptul </w:t>
-      </w:r>
-      <w:r>
-        <w:rPr>
-          <w:rFonts w:ascii="Consolas" w:hAnsi="Consolas"/>
-          <w:sz w:val="21"/>
-        </w:rPr>
-        <w:t>tools/capture.sh</w:t>
-      </w:r>
-      <w:r>
-        <w:t xml:space="preserve"> din depozit într-o fereastră Windows Terminal cu profilul Ubuntu; la sfârșitul fiecărei părți scriptul </w:t>
-      </w:r>
-      <w:r>
-        <w:rPr>
-          <w:rFonts w:ascii="Consolas" w:hAnsi="Consolas"/>
-          <w:sz w:val="21"/>
-        </w:rPr>
-        <w:t>tools/shot.ps1</w:t>
-      </w:r>
-      <w:r>
-        <w:t xml:space="preserve"> a făcut o captură de ecran a ferestrei (</w:t>
-      </w:r>
-      <w:r>
-        <w:rPr>
-          <w:rFonts w:ascii="Consolas" w:hAnsi="Consolas"/>
-          <w:sz w:val="21"/>
-        </w:rPr>
-        <w:t>labN/output/*.png</w:t>
-      </w:r>
-      <w:r>
-        <w:t xml:space="preserve">), iar textul afișat a fost salvat și în </w:t>
-      </w:r>
-      <w:r>
-        <w:rPr>
-          <w:rFonts w:ascii="Consolas" w:hAnsi="Consolas"/>
-          <w:sz w:val="21"/>
-        </w:rPr>
-        <w:t>labN/output/*.txt</w:t>
-      </w:r>
-      <w:r>
-        <w:t>. Figurile de mai jos sunt aceste capturi de ecran.</w:t>
+        <w:t xml:space="preserve"> 15.2 și emulatorul QEMU 10.2. Figurile de mai jos sunt capturi de ecran ale terminalului.</w:t>
       </w:r>
     </w:p>
     <w:p>
